--- a/data/revised_2026-10_full/tracked/v2/General_Science/SS3.1_Turning_Effect_of_Force/General_Science_Turning_Effect_of_Force_FinalExplanation_TRACKED.docx
+++ b/data/revised_2026-10_full/tracked/v2/General_Science/SS3.1_Turning_Effect_of_Force/General_Science_Turning_Effect_of_Force_FinalExplanation_TRACKED.docx
@@ -436,7 +436,7 @@
               </w:rPr>
               <w:t xml:space="preserve">Think back to the Jembe Handle Puzzle from Lesson 1. In Kericho, Amina used a long-handled jembe (about 90 cm) and finished digging quickly and easily. Juma used a jembe with the same blade weight but a short handle (about 30 cm), and he struggled and tired quickly. Your task is to explain WHY, using the evidence you collected in this unit</w:t>
             </w:r>
-            <w:ins w:id="9001" w:author="Claude (AI) - proposed" w:date="2026-10-15T20:14:54Z">
+            <w:ins w:id="9001" w:author="Claude (AI) - proposed" w:date="2026-10-18T00:30:22Z">
               <w:r>
                 <w:rPr>
                   <w:rFonts w:ascii="Arial" w:cs="Arial" w:eastAsia="Arial" w:hAnsi="Arial"/>
@@ -1747,7 +1747,7 @@
               </w:rPr>
               <w:t xml:space="preserve">A matatu driver uses TWO hands on the steering wheel. In the suspended metre-rule demonstration, two equal forces were applied on opposite sides of the centre, pulling in opposite directions (anti-parallel), and the rule rotated. (a) What is a couple? (b) What is the net force on the rule from the two pulls, and what happens to the rule? Explain how this can be. (c) How do you calculate the moment of a couple? (d) Explain how a driver placing her hands further apart on the steering wheel helps her turn it, even though she does not push harder. (e) Give TWO other Kenyan examples of a couple.</w:t>
             </w:r>
-            <w:ins w:id="9002" w:author="Claude (AI) - proposed" w:date="2026-10-15T20:14:54Z">
+            <w:ins w:id="9002" w:author="Claude (AI) - proposed" w:date="2026-10-18T00:30:22Z">
               <w:r>
                 <w:rPr>
                   <w:rFonts w:ascii="Arial" w:cs="Arial" w:eastAsia="Arial" w:hAnsi="Arial"/>
@@ -2206,7 +2206,7 @@
               <w:spacing w:after="40" w:before="0"/>
               <w:jc w:val="left"/>
             </w:pPr>
-            <w:del w:id="9003" w:author="Claude (AI) - proposed" w:date="2026-10-15T20:14:54Z">
+            <w:del w:id="9003" w:author="Claude (AI) - proposed" w:date="2026-10-18T00:30:22Z">
               <w:r>
                 <w:rPr>
                   <w:rFonts w:ascii="Arial" w:cs="Arial" w:eastAsia="Arial" w:hAnsi="Arial"/>
@@ -2221,7 +2221,7 @@
                 <w:delText xml:space="preserve">Calculates</w:delText>
               </w:r>
             </w:del>
-            <w:ins w:id="9004" w:author="Claude (AI) - proposed" w:date="2026-10-15T20:14:54Z">
+            <w:ins w:id="9004" w:author="Claude (AI) - proposed" w:date="2026-10-18T00:30:22Z">
               <w:r>
                 <w:rPr>
                   <w:rFonts w:ascii="Arial" w:cs="Arial" w:eastAsia="Arial" w:hAnsi="Arial"/>
@@ -2269,7 +2269,7 @@
               <w:spacing w:after="40" w:before="0"/>
               <w:jc w:val="left"/>
             </w:pPr>
-            <w:del w:id="9005" w:author="Claude (AI) - proposed" w:date="2026-10-15T20:14:54Z">
+            <w:del w:id="9005" w:author="Claude (AI) - proposed" w:date="2026-10-18T00:30:22Z">
               <w:r>
                 <w:rPr>
                   <w:rFonts w:ascii="Arial" w:cs="Arial" w:eastAsia="Arial" w:hAnsi="Arial"/>
@@ -2284,7 +2284,7 @@
                 <w:delText xml:space="preserve">Calculates</w:delText>
               </w:r>
             </w:del>
-            <w:ins w:id="9006" w:author="Claude (AI) - proposed" w:date="2026-10-15T20:14:54Z">
+            <w:ins w:id="9006" w:author="Claude (AI) - proposed" w:date="2026-10-18T00:30:22Z">
               <w:r>
                 <w:rPr>
                   <w:rFonts w:ascii="Arial" w:cs="Arial" w:eastAsia="Arial" w:hAnsi="Arial"/>
@@ -2332,7 +2332,7 @@
               <w:spacing w:after="40" w:before="0"/>
               <w:jc w:val="left"/>
             </w:pPr>
-            <w:del w:id="9007" w:author="Claude (AI) - proposed" w:date="2026-10-15T20:14:54Z">
+            <w:del w:id="9007" w:author="Claude (AI) - proposed" w:date="2026-10-18T00:30:22Z">
               <w:r>
                 <w:rPr>
                   <w:rFonts w:ascii="Arial" w:cs="Arial" w:eastAsia="Arial" w:hAnsi="Arial"/>
@@ -2347,7 +2347,7 @@
                 <w:delText xml:space="preserve">Makes</w:delText>
               </w:r>
             </w:del>
-            <w:ins w:id="9008" w:author="Claude (AI) - proposed" w:date="2026-10-15T20:14:54Z">
+            <w:ins w:id="9008" w:author="Claude (AI) - proposed" w:date="2026-10-18T00:30:22Z">
               <w:r>
                 <w:rPr>
                   <w:rFonts w:ascii="Arial" w:cs="Arial" w:eastAsia="Arial" w:hAnsi="Arial"/>
@@ -2430,7 +2430,7 @@
               <w:spacing w:after="40" w:before="0"/>
               <w:jc w:val="left"/>
             </w:pPr>
-            <w:del w:id="9009" w:author="Claude (AI) - proposed" w:date="2026-10-15T20:14:54Z">
+            <w:del w:id="9009" w:author="Claude (AI) - proposed" w:date="2026-10-18T00:30:22Z">
               <w:r>
                 <w:rPr>
                   <w:rFonts w:ascii="Arial" w:cs="Arial" w:eastAsia="Arial" w:hAnsi="Arial"/>
@@ -2445,7 +2445,7 @@
                 <w:delText xml:space="preserve">Identifies</w:delText>
               </w:r>
             </w:del>
-            <w:ins w:id="9010" w:author="Claude (AI) - proposed" w:date="2026-10-15T20:14:54Z">
+            <w:ins w:id="9010" w:author="Claude (AI) - proposed" w:date="2026-10-18T00:30:22Z">
               <w:r>
                 <w:rPr>
                   <w:rFonts w:ascii="Arial" w:cs="Arial" w:eastAsia="Arial" w:hAnsi="Arial"/>
@@ -2493,7 +2493,7 @@
               <w:spacing w:after="40" w:before="0"/>
               <w:jc w:val="left"/>
             </w:pPr>
-            <w:del w:id="9011" w:author="Claude (AI) - proposed" w:date="2026-10-15T20:14:54Z">
+            <w:del w:id="9011" w:author="Claude (AI) - proposed" w:date="2026-10-18T00:30:22Z">
               <w:r>
                 <w:rPr>
                   <w:rFonts w:ascii="Arial" w:cs="Arial" w:eastAsia="Arial" w:hAnsi="Arial"/>
@@ -2508,7 +2508,7 @@
                 <w:delText xml:space="preserve">Explains</w:delText>
               </w:r>
             </w:del>
-            <w:ins w:id="9012" w:author="Claude (AI) - proposed" w:date="2026-10-15T20:14:54Z">
+            <w:ins w:id="9012" w:author="Claude (AI) - proposed" w:date="2026-10-18T00:30:22Z">
               <w:r>
                 <w:rPr>
                   <w:rFonts w:ascii="Arial" w:cs="Arial" w:eastAsia="Arial" w:hAnsi="Arial"/>
@@ -2556,7 +2556,7 @@
               <w:spacing w:after="40" w:before="0"/>
               <w:jc w:val="left"/>
             </w:pPr>
-            <w:del w:id="9013" w:author="Claude (AI) - proposed" w:date="2026-10-15T20:14:54Z">
+            <w:del w:id="9013" w:author="Claude (AI) - proposed" w:date="2026-10-18T00:30:22Z">
               <w:r>
                 <w:rPr>
                   <w:rFonts w:ascii="Arial" w:cs="Arial" w:eastAsia="Arial" w:hAnsi="Arial"/>
@@ -2571,7 +2571,7 @@
                 <w:delText xml:space="preserve">Says</w:delText>
               </w:r>
             </w:del>
-            <w:ins w:id="9014" w:author="Claude (AI) - proposed" w:date="2026-10-15T20:14:54Z">
+            <w:ins w:id="9014" w:author="Claude (AI) - proposed" w:date="2026-10-18T00:30:22Z">
               <w:r>
                 <w:rPr>
                   <w:rFonts w:ascii="Arial" w:cs="Arial" w:eastAsia="Arial" w:hAnsi="Arial"/>
@@ -2654,7 +2654,7 @@
               <w:spacing w:after="40" w:before="0"/>
               <w:jc w:val="left"/>
             </w:pPr>
-            <w:del w:id="9015" w:author="Claude (AI) - proposed" w:date="2026-10-15T20:14:54Z">
+            <w:del w:id="9015" w:author="Claude (AI) - proposed" w:date="2026-10-18T00:30:22Z">
               <w:r>
                 <w:rPr>
                   <w:rFonts w:ascii="Arial" w:cs="Arial" w:eastAsia="Arial" w:hAnsi="Arial"/>
@@ -2669,7 +2669,7 @@
                 <w:delText xml:space="preserve">Defines</w:delText>
               </w:r>
             </w:del>
-            <w:ins w:id="9016" w:author="Claude (AI) - proposed" w:date="2026-10-15T20:14:54Z">
+            <w:ins w:id="9016" w:author="Claude (AI) - proposed" w:date="2026-10-18T00:30:22Z">
               <w:r>
                 <w:rPr>
                   <w:rFonts w:ascii="Arial" w:cs="Arial" w:eastAsia="Arial" w:hAnsi="Arial"/>
@@ -2697,7 +2697,7 @@
               </w:rPr>
               <w:t xml:space="preserve"> a couple correctly, explains zero net force with pure rotation, </w:t>
             </w:r>
-            <w:del w:id="9017" w:author="Claude (AI) - proposed" w:date="2026-10-15T20:14:54Z">
+            <w:del w:id="9017" w:author="Claude (AI) - proposed" w:date="2026-10-18T00:30:22Z">
               <w:r>
                 <w:rPr>
                   <w:rFonts w:ascii="Arial" w:cs="Arial" w:eastAsia="Arial" w:hAnsi="Arial"/>
@@ -2712,7 +2712,7 @@
                 <w:delText xml:space="preserve">uses</w:delText>
               </w:r>
             </w:del>
-            <w:ins w:id="9018" w:author="Claude (AI) - proposed" w:date="2026-10-15T20:14:54Z">
+            <w:ins w:id="9018" w:author="Claude (AI) - proposed" w:date="2026-10-18T00:30:22Z">
               <w:r>
                 <w:rPr>
                   <w:rFonts w:ascii="Arial" w:cs="Arial" w:eastAsia="Arial" w:hAnsi="Arial"/>
@@ -2740,7 +2740,7 @@
               </w:rPr>
               <w:t xml:space="preserve"> F × d</w:t>
             </w:r>
-            <w:ins w:id="9019" w:author="Claude (AI) - proposed" w:date="2026-10-15T20:14:54Z">
+            <w:ins w:id="9019" w:author="Claude (AI) - proposed" w:date="2026-10-18T00:30:22Z">
               <w:r>
                 <w:rPr>
                   <w:rFonts w:ascii="Arial" w:cs="Arial" w:eastAsia="Arial" w:hAnsi="Arial"/>
@@ -2788,7 +2788,7 @@
               <w:spacing w:after="40" w:before="0"/>
               <w:jc w:val="left"/>
             </w:pPr>
-            <w:del w:id="9020" w:author="Claude (AI) - proposed" w:date="2026-10-15T20:14:54Z">
+            <w:del w:id="9020" w:author="Claude (AI) - proposed" w:date="2026-10-18T00:30:22Z">
               <w:r>
                 <w:rPr>
                   <w:rFonts w:ascii="Arial" w:cs="Arial" w:eastAsia="Arial" w:hAnsi="Arial"/>
@@ -2803,7 +2803,7 @@
                 <w:delText xml:space="preserve">Defines</w:delText>
               </w:r>
             </w:del>
-            <w:ins w:id="9021" w:author="Claude (AI) - proposed" w:date="2026-10-15T20:14:54Z">
+            <w:ins w:id="9021" w:author="Claude (AI) - proposed" w:date="2026-10-18T00:30:22Z">
               <w:r>
                 <w:rPr>
                   <w:rFonts w:ascii="Arial" w:cs="Arial" w:eastAsia="Arial" w:hAnsi="Arial"/>
@@ -2831,7 +2831,7 @@
               </w:rPr>
               <w:t xml:space="preserve"> a couple and gives F × d, with small gaps in </w:t>
             </w:r>
-            <w:ins w:id="9022" w:author="Claude (AI) - proposed" w:date="2026-10-15T20:14:54Z">
+            <w:ins w:id="9022" w:author="Claude (AI) - proposed" w:date="2026-10-18T00:30:22Z">
               <w:r>
                 <w:rPr>
                   <w:rFonts w:ascii="Arial" w:cs="Arial" w:eastAsia="Arial" w:hAnsi="Arial"/>
@@ -2859,7 +2859,7 @@
               </w:rPr>
               <w:t xml:space="preserve">explaining net force</w:t>
             </w:r>
-            <w:del w:id="9023" w:author="Claude (AI) - proposed" w:date="2026-10-15T20:14:54Z">
+            <w:del w:id="9023" w:author="Claude (AI) - proposed" w:date="2026-10-18T00:30:22Z">
               <w:r>
                 <w:rPr>
                   <w:rFonts w:ascii="Arial" w:cs="Arial" w:eastAsia="Arial" w:hAnsi="Arial"/>
@@ -2874,7 +2874,7 @@
                 <w:delText xml:space="preserve"> or</w:delText>
               </w:r>
             </w:del>
-            <w:ins w:id="9024" w:author="Claude (AI) - proposed" w:date="2026-10-15T20:14:54Z">
+            <w:ins w:id="9024" w:author="Claude (AI) - proposed" w:date="2026-10-18T00:30:22Z">
               <w:r>
                 <w:rPr>
                   <w:rFonts w:ascii="Arial" w:cs="Arial" w:eastAsia="Arial" w:hAnsi="Arial"/>
@@ -2922,7 +2922,7 @@
               <w:spacing w:after="40" w:before="0"/>
               <w:jc w:val="left"/>
             </w:pPr>
-            <w:del w:id="9025" w:author="Claude (AI) - proposed" w:date="2026-10-15T20:14:54Z">
+            <w:del w:id="9025" w:author="Claude (AI) - proposed" w:date="2026-10-18T00:30:22Z">
               <w:r>
                 <w:rPr>
                   <w:rFonts w:ascii="Arial" w:cs="Arial" w:eastAsia="Arial" w:hAnsi="Arial"/>
@@ -2937,7 +2937,7 @@
                 <w:delText xml:space="preserve">Confuses</w:delText>
               </w:r>
             </w:del>
-            <w:ins w:id="9026" w:author="Claude (AI) - proposed" w:date="2026-10-15T20:14:54Z">
+            <w:ins w:id="9026" w:author="Claude (AI) - proposed" w:date="2026-10-18T00:30:22Z">
               <w:r>
                 <w:rPr>
                   <w:rFonts w:ascii="Arial" w:cs="Arial" w:eastAsia="Arial" w:hAnsi="Arial"/>
@@ -3020,7 +3020,7 @@
               <w:spacing w:after="40" w:before="0"/>
               <w:jc w:val="left"/>
             </w:pPr>
-            <w:del w:id="9027" w:author="Claude (AI) - proposed" w:date="2026-10-15T20:14:54Z">
+            <w:del w:id="9027" w:author="Claude (AI) - proposed" w:date="2026-10-18T00:30:22Z">
               <w:r>
                 <w:rPr>
                   <w:rFonts w:ascii="Arial" w:cs="Arial" w:eastAsia="Arial" w:hAnsi="Arial"/>
@@ -3035,7 +3035,7 @@
                 <w:delText xml:space="preserve">Gives</w:delText>
               </w:r>
             </w:del>
-            <w:ins w:id="9028" w:author="Claude (AI) - proposed" w:date="2026-10-15T20:14:54Z">
+            <w:ins w:id="9028" w:author="Claude (AI) - proposed" w:date="2026-10-18T00:30:22Z">
               <w:r>
                 <w:rPr>
                   <w:rFonts w:ascii="Arial" w:cs="Arial" w:eastAsia="Arial" w:hAnsi="Arial"/>
@@ -3083,7 +3083,7 @@
               <w:spacing w:after="40" w:before="0"/>
               <w:jc w:val="left"/>
             </w:pPr>
-            <w:del w:id="9029" w:author="Claude (AI) - proposed" w:date="2026-10-15T20:14:54Z">
+            <w:del w:id="9029" w:author="Claude (AI) - proposed" w:date="2026-10-18T00:30:22Z">
               <w:r>
                 <w:rPr>
                   <w:rFonts w:ascii="Arial" w:cs="Arial" w:eastAsia="Arial" w:hAnsi="Arial"/>
@@ -3098,7 +3098,7 @@
                 <w:delText xml:space="preserve">Gives</w:delText>
               </w:r>
             </w:del>
-            <w:ins w:id="9030" w:author="Claude (AI) - proposed" w:date="2026-10-15T20:14:54Z">
+            <w:ins w:id="9030" w:author="Claude (AI) - proposed" w:date="2026-10-18T00:30:22Z">
               <w:r>
                 <w:rPr>
                   <w:rFonts w:ascii="Arial" w:cs="Arial" w:eastAsia="Arial" w:hAnsi="Arial"/>
@@ -3146,7 +3146,7 @@
               <w:spacing w:after="40" w:before="0"/>
               <w:jc w:val="left"/>
             </w:pPr>
-            <w:del w:id="9031" w:author="Claude (AI) - proposed" w:date="2026-10-15T20:14:54Z">
+            <w:del w:id="9031" w:author="Claude (AI) - proposed" w:date="2026-10-18T00:30:22Z">
               <w:r>
                 <w:rPr>
                   <w:rFonts w:ascii="Arial" w:cs="Arial" w:eastAsia="Arial" w:hAnsi="Arial"/>
@@ -3161,7 +3161,7 @@
                 <w:delText xml:space="preserve">Gives</w:delText>
               </w:r>
             </w:del>
-            <w:ins w:id="9032" w:author="Claude (AI) - proposed" w:date="2026-10-15T20:14:54Z">
+            <w:ins w:id="9032" w:author="Claude (AI) - proposed" w:date="2026-10-18T00:30:22Z">
               <w:r>
                 <w:rPr>
                   <w:rFonts w:ascii="Arial" w:cs="Arial" w:eastAsia="Arial" w:hAnsi="Arial"/>
@@ -3311,7 +3311,7 @@
         </w:rPr>
         <w:t xml:space="preserve">© 2026 SeaVuria and ARES. This work is licensed under a </w:t>
       </w:r>
-      <w:hyperlink w:history="1" r:id="rIdrw920km5fe4g2pw3olk-4">
+      <w:hyperlink w:history="1" r:id="rIdbcaldxl9o4uuc6ppy9qx-">
         <w:r>
           <w:rPr>
             <w:rFonts w:ascii="Arial" w:cs="Arial" w:eastAsia="Arial" w:hAnsi="Arial"/>
@@ -3331,7 +3331,7 @@
         </w:rPr>
         <w:t xml:space="preserve"> (</w:t>
       </w:r>
-      <w:hyperlink w:history="1" r:id="rIdplftr8jaeyoh9drq3hqet">
+      <w:hyperlink w:history="1" r:id="rIdtf43qewgc2zpmhy0tpbys">
         <w:r>
           <w:rPr>
             <w:rFonts w:ascii="Arial" w:cs="Arial" w:eastAsia="Arial" w:hAnsi="Arial"/>
@@ -3351,7 +3351,7 @@
         </w:rPr>
         <w:t xml:space="preserve">). To view a copy of this license, visit </w:t>
       </w:r>
-      <w:hyperlink w:history="1" r:id="rId08hleqjxovddwt8gb7mvy">
+      <w:hyperlink w:history="1" r:id="rIdhff_ny1z7s6usx4dija1q">
         <w:r>
           <w:rPr>
             <w:rFonts w:ascii="Arial" w:cs="Arial" w:eastAsia="Arial" w:hAnsi="Arial"/>
